--- a/2026-T3/B1-ICTICT618-ManageIP_ethic_privacy/Task2/files-and-docs/3.2-policies-and-procedures2.0.docx
+++ b/2026-T3/B1-ICTICT618-ManageIP_ethic_privacy/Task2/files-and-docs/3.2-policies-and-procedures2.0.docx
@@ -127,6 +127,48 @@
           <w:lang w:eastAsia="en-AU"/>
         </w:rPr>
         <w:t>Grievance procedure for ethical breaches v1.0: A completely new procedure developed to handle confidential reporting of ethical violations, detailing how to submit system logs or ticket numbers as evidence to the IT Compliance Officer.</w:t>
+      </w:r>
+    </w:p>
+    <w:p>
+      <w:pPr>
+        <w:pStyle w:val="RTOWorksBodyText"/>
+        <w:numPr>
+          <w:ilvl w:val="0"/>
+          <w:numId w:val="9"/>
+        </w:numPr>
+        <w:spacing w:line="240" w:lineRule="auto"/>
+        <w:rPr>
+          <w:color w:val="000000" w:themeColor="text1"/>
+          <w:lang w:eastAsia="en-AU"/>
+        </w:rPr>
+      </w:pPr>
+      <w:r>
+        <w:rPr>
+          <w:color w:val="000000" w:themeColor="text1"/>
+          <w:lang w:eastAsia="en-AU"/>
+        </w:rPr>
+        <w:t>Digital security procedure update</w:t>
+      </w:r>
+      <w:r>
+        <w:rPr>
+          <w:color w:val="000000" w:themeColor="text1"/>
+          <w:lang w:eastAsia="en-AU"/>
+        </w:rPr>
+        <w:t xml:space="preserve"> V2.0</w:t>
+      </w:r>
+      <w:r>
+        <w:rPr>
+          <w:color w:val="000000" w:themeColor="text1"/>
+          <w:lang w:eastAsia="en-AU"/>
+        </w:rPr>
+        <w:t>: Updated to remove reliance on USB devices for business data backups and replace this with approved encrypted corporate backup systems or secure cloud storage controlled by SSO, MFA and role-based access permissions</w:t>
+      </w:r>
+      <w:r>
+        <w:rPr>
+          <w:color w:val="000000" w:themeColor="text1"/>
+          <w:lang w:eastAsia="en-AU"/>
+        </w:rPr>
+        <w:t>.</w:t>
       </w:r>
     </w:p>
     <w:p>
@@ -215,7 +257,40 @@
           <w:color w:val="000000" w:themeColor="text1"/>
           <w:lang w:eastAsia="en-AU"/>
         </w:rPr>
-        <w:t>, Password: Standard network password + MFA token).</w:t>
+        <w:t>, Password: Standard network password + MFA token)</w:t>
+      </w:r>
+      <w:r>
+        <w:rPr>
+          <w:rFonts w:asciiTheme="minorHAnsi" w:hAnsiTheme="minorHAnsi" w:cstheme="minorBidi"/>
+          <w:sz w:val="24"/>
+          <w:szCs w:val="24"/>
+        </w:rPr>
+        <w:t>.</w:t>
+      </w:r>
+      <w:r>
+        <w:rPr>
+          <w:rFonts w:asciiTheme="minorHAnsi" w:hAnsiTheme="minorHAnsi" w:cstheme="minorBidi"/>
+          <w:sz w:val="24"/>
+          <w:szCs w:val="24"/>
+        </w:rPr>
+        <w:br/>
+      </w:r>
+    </w:p>
+    <w:p>
+      <w:pPr>
+        <w:pStyle w:val="RTOWorksBodyText"/>
+        <w:spacing w:line="240" w:lineRule="auto"/>
+        <w:rPr>
+          <w:color w:val="000000" w:themeColor="text1"/>
+          <w:lang w:eastAsia="en-AU"/>
+        </w:rPr>
+      </w:pPr>
+      <w:r>
+        <w:rPr>
+          <w:color w:val="000000" w:themeColor="text1"/>
+          <w:lang w:eastAsia="en-AU"/>
+        </w:rPr>
+        <w:t>The same security approach applies to approved backup locations, ensuring that policy documents and business data are protected through encrypted storage, controlled access and auditability.</w:t>
       </w:r>
     </w:p>
     <w:p>
@@ -250,7 +325,7 @@
           <w:szCs w:val="28"/>
           <w:lang w:eastAsia="en-AU"/>
         </w:rPr>
-        <w:t>Feedback</w:t>
+        <w:t>Security Consistency Review</w:t>
       </w:r>
       <w:r>
         <w:rPr>
@@ -258,7 +333,74 @@
           <w:lang w:eastAsia="en-AU"/>
         </w:rPr>
         <w:br/>
-        <w:t>During the review process, feedback was provided by management regarding the new grievance procedure and the privacy updates. Management suggested that the grievance procedure needed clearer examples of what constitutes "technical evidence" when reporting a colleague, and requested a specific timeframe for investigations. I used this feedback to immediately update the grievance procedure to explicitly state that acceptable evidence includes terminal screenshots or database access logs, and I added a mandatory 14-day SLA (Service Level Agreement) to resolve reported ethical breaches.</w:t>
+      </w:r>
+      <w:r>
+        <w:rPr>
+          <w:color w:val="000000" w:themeColor="text1"/>
+          <w:lang w:eastAsia="en-AU"/>
+        </w:rPr>
+        <w:t>Following Divya’s feedback, I reviewed the updated privacy, ethics and digital security procedures to ensure they were consistent with each other.</w:t>
+      </w:r>
+    </w:p>
+    <w:p>
+      <w:pPr>
+        <w:pStyle w:val="RTOWorksBodyText"/>
+        <w:spacing w:line="240" w:lineRule="auto"/>
+        <w:rPr>
+          <w:color w:val="000000" w:themeColor="text1"/>
+          <w:lang w:eastAsia="en-AU"/>
+        </w:rPr>
+      </w:pPr>
+    </w:p>
+    <w:p>
+      <w:pPr>
+        <w:pStyle w:val="RTOWorksBodyText"/>
+        <w:spacing w:line="240" w:lineRule="auto"/>
+        <w:rPr>
+          <w:color w:val="000000" w:themeColor="text1"/>
+          <w:lang w:eastAsia="en-AU"/>
+        </w:rPr>
+      </w:pPr>
+      <w:r>
+        <w:rPr>
+          <w:color w:val="000000" w:themeColor="text1"/>
+          <w:lang w:eastAsia="en-AU"/>
+        </w:rPr>
+        <w:t>The previous procedure allowed weekly data backups to be stored on an external memory device in the Administration office security cupboard. Although this provided a physical storage process, it did not fully align with the updated privacy and security controls introduced in version 2.0, such as Role-Based Access Control, encrypted storage, Single Sign-On and Multi-Factor Authentication.</w:t>
+      </w:r>
+    </w:p>
+    <w:p>
+      <w:pPr>
+        <w:pStyle w:val="RTOWorksBodyText"/>
+        <w:spacing w:line="240" w:lineRule="auto"/>
+        <w:rPr>
+          <w:color w:val="000000" w:themeColor="text1"/>
+          <w:lang w:eastAsia="en-AU"/>
+        </w:rPr>
+      </w:pPr>
+    </w:p>
+    <w:p>
+      <w:pPr>
+        <w:pStyle w:val="RTOWorksBodyText"/>
+        <w:spacing w:line="240" w:lineRule="auto"/>
+        <w:rPr>
+          <w:color w:val="000000" w:themeColor="text1"/>
+          <w:lang w:eastAsia="en-AU"/>
+        </w:rPr>
+      </w:pPr>
+      <w:r>
+        <w:rPr>
+          <w:color w:val="000000" w:themeColor="text1"/>
+          <w:lang w:eastAsia="en-AU"/>
+        </w:rPr>
+        <w:t>To improve consistency, the backup process was updated so that business data is backed up to an approved encrypted corporate backup system or secure cloud storage location. This ensures that backup information is protected with the same level of confidentiality, security and access control as the updated privacy and file-sharing procedures</w:t>
+      </w:r>
+      <w:r>
+        <w:rPr>
+          <w:color w:val="000000" w:themeColor="text1"/>
+          <w:lang w:eastAsia="en-AU"/>
+        </w:rPr>
+        <w:t>.</w:t>
       </w:r>
     </w:p>
     <w:p>
@@ -277,14 +419,8 @@
     </w:p>
     <w:p>
       <w:pPr>
-        <w:pStyle w:val="RTOWorksBodyText"/>
-        <w:rPr>
-          <w:color w:val="000000" w:themeColor="text1"/>
-          <w:lang w:eastAsia="en-AU"/>
-        </w:rPr>
-      </w:pPr>
-      <w:r>
-        <w:rPr>
+        <w:rPr>
+          <w:rFonts w:ascii="Arial" w:hAnsi="Arial" w:cs="Arial"/>
           <w:b/>
           <w:bCs/>
           <w:color w:val="000000" w:themeColor="text1"/>
@@ -292,6 +428,219 @@
           <w:szCs w:val="28"/>
           <w:lang w:eastAsia="en-AU"/>
         </w:rPr>
+      </w:pPr>
+      <w:r>
+        <w:rPr>
+          <w:b/>
+          <w:bCs/>
+          <w:color w:val="000000" w:themeColor="text1"/>
+          <w:sz w:val="28"/>
+          <w:szCs w:val="28"/>
+          <w:lang w:eastAsia="en-AU"/>
+        </w:rPr>
+        <w:br w:type="page"/>
+      </w:r>
+    </w:p>
+    <w:p>
+      <w:pPr>
+        <w:pStyle w:val="RTOWorksBodyText"/>
+        <w:spacing w:line="240" w:lineRule="auto"/>
+        <w:rPr>
+          <w:color w:val="000000" w:themeColor="text1"/>
+          <w:lang w:eastAsia="en-AU"/>
+        </w:rPr>
+      </w:pPr>
+      <w:r>
+        <w:rPr>
+          <w:b/>
+          <w:bCs/>
+          <w:color w:val="000000" w:themeColor="text1"/>
+          <w:sz w:val="28"/>
+          <w:szCs w:val="28"/>
+          <w:lang w:eastAsia="en-AU"/>
+        </w:rPr>
+        <w:lastRenderedPageBreak/>
+        <w:t>Feedback</w:t>
+      </w:r>
+      <w:r>
+        <w:rPr>
+          <w:color w:val="000000" w:themeColor="text1"/>
+          <w:lang w:eastAsia="en-AU"/>
+        </w:rPr>
+        <w:br/>
+      </w:r>
+      <w:r>
+        <w:rPr>
+          <w:color w:val="000000" w:themeColor="text1"/>
+          <w:lang w:eastAsia="en-AU"/>
+        </w:rPr>
+        <w:t>During the review process, feedback was provided by my trainer, Divya, regarding the updated policies and procedures.</w:t>
+      </w:r>
+    </w:p>
+    <w:p>
+      <w:pPr>
+        <w:pStyle w:val="RTOWorksBodyText"/>
+        <w:spacing w:line="240" w:lineRule="auto"/>
+        <w:rPr>
+          <w:color w:val="000000" w:themeColor="text1"/>
+          <w:lang w:eastAsia="en-AU"/>
+        </w:rPr>
+      </w:pPr>
+    </w:p>
+    <w:p>
+      <w:pPr>
+        <w:pStyle w:val="RTOWorksBodyText"/>
+        <w:spacing w:line="240" w:lineRule="auto"/>
+        <w:rPr>
+          <w:color w:val="000000" w:themeColor="text1"/>
+          <w:lang w:eastAsia="en-AU"/>
+        </w:rPr>
+      </w:pPr>
+      <w:r>
+        <w:rPr>
+          <w:color w:val="000000" w:themeColor="text1"/>
+          <w:lang w:eastAsia="en-AU"/>
+        </w:rPr>
+        <w:t>Divya advised that the new grievance procedure required clearer examples of what constitutes acceptable technical evidence when reporting a suspected ethical breach. She also recommended that the procedure include a specific timeframe for investigations so that reported issues are handled consistently and within a reasonable period.</w:t>
+      </w:r>
+    </w:p>
+    <w:p>
+      <w:pPr>
+        <w:pStyle w:val="RTOWorksBodyText"/>
+        <w:spacing w:line="240" w:lineRule="auto"/>
+        <w:rPr>
+          <w:color w:val="000000" w:themeColor="text1"/>
+          <w:lang w:eastAsia="en-AU"/>
+        </w:rPr>
+      </w:pPr>
+    </w:p>
+    <w:p>
+      <w:pPr>
+        <w:pStyle w:val="RTOWorksBodyText"/>
+        <w:spacing w:line="240" w:lineRule="auto"/>
+        <w:rPr>
+          <w:color w:val="000000" w:themeColor="text1"/>
+          <w:lang w:eastAsia="en-AU"/>
+        </w:rPr>
+      </w:pPr>
+      <w:r>
+        <w:rPr>
+          <w:color w:val="000000" w:themeColor="text1"/>
+          <w:lang w:eastAsia="en-AU"/>
+        </w:rPr>
+        <w:t>In response to this feedback, I updated the grievance procedure to clearly state that acceptable evidence may include system access logs, network diagnostic logs, support ticket numbers, time-stamped terminal screenshots and database access logs. I also added a mandatory 14-day Service Level Agreement, SLA, to ensure reported ethical breaches are investigated and resolved within a defined timeframe.</w:t>
+      </w:r>
+    </w:p>
+    <w:p>
+      <w:pPr>
+        <w:pStyle w:val="RTOWorksBodyText"/>
+        <w:spacing w:line="240" w:lineRule="auto"/>
+        <w:rPr>
+          <w:color w:val="000000" w:themeColor="text1"/>
+          <w:lang w:eastAsia="en-AU"/>
+        </w:rPr>
+      </w:pPr>
+    </w:p>
+    <w:p>
+      <w:pPr>
+        <w:pStyle w:val="RTOWorksBodyText"/>
+        <w:spacing w:line="240" w:lineRule="auto"/>
+        <w:rPr>
+          <w:color w:val="000000" w:themeColor="text1"/>
+          <w:lang w:eastAsia="en-AU"/>
+        </w:rPr>
+      </w:pPr>
+      <w:r>
+        <w:rPr>
+          <w:color w:val="000000" w:themeColor="text1"/>
+          <w:lang w:eastAsia="en-AU"/>
+        </w:rPr>
+        <w:t>Divya also suggested that if the company’s security policies are to be fully consistent, the existing procedures related to the use of USB devices for data backups should also be reviewed and updated. She explained that allowing business data to be backed up to external USB devices may create confidentiality, privacy and security risks if the device is lost, stolen, infected with malware or accessed by unauthorised persons.</w:t>
+      </w:r>
+    </w:p>
+    <w:p>
+      <w:pPr>
+        <w:pStyle w:val="RTOWorksBodyText"/>
+        <w:spacing w:line="240" w:lineRule="auto"/>
+        <w:rPr>
+          <w:color w:val="000000" w:themeColor="text1"/>
+          <w:lang w:eastAsia="en-AU"/>
+        </w:rPr>
+      </w:pPr>
+    </w:p>
+    <w:p>
+      <w:pPr>
+        <w:pStyle w:val="RTOWorksBodyText"/>
+        <w:spacing w:line="240" w:lineRule="auto"/>
+        <w:rPr>
+          <w:color w:val="000000" w:themeColor="text1"/>
+          <w:lang w:eastAsia="en-AU"/>
+        </w:rPr>
+      </w:pPr>
+      <w:r>
+        <w:rPr>
+          <w:color w:val="000000" w:themeColor="text1"/>
+          <w:lang w:eastAsia="en-AU"/>
+        </w:rPr>
+        <w:t>In response to this additional feedback, I updated the Digital Security section of the Style Guide to replace the previous USB-based backup process with a more secure backup procedure. The updated procedure requires data to be backed up to an approved encrypted corporate backup system or secure cloud storage location, with access controlled through corporate credentials, Single Sign-On, Multi-Factor Authentication and role-based permissions.</w:t>
+      </w:r>
+    </w:p>
+    <w:p>
+      <w:pPr>
+        <w:pStyle w:val="RTOWorksBodyText"/>
+        <w:spacing w:line="240" w:lineRule="auto"/>
+        <w:rPr>
+          <w:b/>
+          <w:bCs/>
+          <w:color w:val="000000" w:themeColor="text1"/>
+          <w:sz w:val="28"/>
+          <w:szCs w:val="28"/>
+          <w:lang w:eastAsia="en-AU"/>
+        </w:rPr>
+      </w:pPr>
+    </w:p>
+    <w:p>
+      <w:pPr>
+        <w:rPr>
+          <w:rFonts w:ascii="Arial" w:hAnsi="Arial" w:cs="Arial"/>
+          <w:b/>
+          <w:bCs/>
+          <w:color w:val="000000" w:themeColor="text1"/>
+          <w:sz w:val="28"/>
+          <w:szCs w:val="28"/>
+          <w:lang w:eastAsia="en-AU"/>
+        </w:rPr>
+      </w:pPr>
+      <w:r>
+        <w:rPr>
+          <w:b/>
+          <w:bCs/>
+          <w:color w:val="000000" w:themeColor="text1"/>
+          <w:sz w:val="28"/>
+          <w:szCs w:val="28"/>
+          <w:lang w:eastAsia="en-AU"/>
+        </w:rPr>
+        <w:br w:type="page"/>
+      </w:r>
+    </w:p>
+    <w:p>
+      <w:pPr>
+        <w:pStyle w:val="RTOWorksBodyText"/>
+        <w:rPr>
+          <w:color w:val="000000" w:themeColor="text1"/>
+          <w:lang w:eastAsia="en-AU"/>
+        </w:rPr>
+      </w:pPr>
+      <w:r>
+        <w:rPr>
+          <w:b/>
+          <w:bCs/>
+          <w:color w:val="000000" w:themeColor="text1"/>
+          <w:sz w:val="28"/>
+          <w:szCs w:val="28"/>
+          <w:lang w:eastAsia="en-AU"/>
+        </w:rPr>
+        <w:lastRenderedPageBreak/>
         <w:t>Presentation</w:t>
       </w:r>
       <w:r>
@@ -306,33 +655,82 @@
           <w:color w:val="000000" w:themeColor="text1"/>
           <w:lang w:eastAsia="en-AU"/>
         </w:rPr>
-        <w:t>I have decided to present the updated policies and procedures in a roundtable format to my student group (acting as our simulated IT staff), supported by a concise PowerPoint presentation. This method is highly appropriate because technical peers respond best to structured, visual information that maps compliance directly to IT workflows. A slide deck keeps the 15-minute presentation clearly on track, while the roundtable setting naturally fosters a collaborative environment.</w:t>
-      </w:r>
-    </w:p>
-    <w:p>
-      <w:pPr>
-        <w:pStyle w:val="RTOWorksBodyText"/>
-        <w:rPr>
-          <w:color w:val="000000" w:themeColor="text1"/>
-          <w:lang w:eastAsia="en-AU"/>
-        </w:rPr>
-      </w:pPr>
-    </w:p>
-    <w:p>
-      <w:pPr>
-        <w:pStyle w:val="RTOWorksBodyText"/>
-        <w:spacing w:line="240" w:lineRule="auto"/>
-        <w:rPr>
-          <w:color w:val="000000" w:themeColor="text1"/>
-          <w:lang w:eastAsia="en-AU"/>
-        </w:rPr>
-      </w:pPr>
-      <w:r>
-        <w:rPr>
-          <w:color w:val="000000" w:themeColor="text1"/>
-          <w:lang w:eastAsia="en-AU"/>
-        </w:rPr>
-        <w:t>During the session, I will focus on using clear and concise language, avoiding overly complex legal jargon, and supporting my points with open non-verbal communication (such as making eye contact and using open gestures) to assist with understanding. To ensure an active exchange of ideas, I will proactively seek the views and opinions of my team at the end of each policy update. I will use active listening techniques like summarising their feedback to confirm my understanding of their perspectives and ensure that everyone feels their input on intellectual property, ethics, and privacy has been valued</w:t>
+        <w:t>I will present the updated policies and procedures to my student group, acting as the simulated IT staff of IT Biz Solutions, in a roundtable format supported by a concise PowerPoint presentation. This approach is appropriate because it allows technical staff to review the key compliance changes in a structured, practical and collaborative way.</w:t>
+      </w:r>
+    </w:p>
+    <w:p>
+      <w:pPr>
+        <w:pStyle w:val="RTOWorksBodyText"/>
+        <w:rPr>
+          <w:color w:val="000000" w:themeColor="text1"/>
+          <w:lang w:eastAsia="en-AU"/>
+        </w:rPr>
+      </w:pPr>
+    </w:p>
+    <w:p>
+      <w:pPr>
+        <w:pStyle w:val="RTOWorksBodyText"/>
+        <w:rPr>
+          <w:color w:val="000000" w:themeColor="text1"/>
+          <w:lang w:eastAsia="en-AU"/>
+        </w:rPr>
+      </w:pPr>
+      <w:r>
+        <w:rPr>
+          <w:color w:val="000000" w:themeColor="text1"/>
+          <w:lang w:eastAsia="en-AU"/>
+        </w:rPr>
+        <w:t>The presentation will cover the updates made to the Copyright Policy and Procedures, Privacy Policy and Procedures, Staff Code of Conduct, Grievance Procedure for Ethical Breaches and Digital Security procedures. It will also explain how these updates apply to daily ICT workflows, including software whitelisting, Role-Based Access Control, data masking, remote terminal access, confidential reporting and secure backup practices.</w:t>
+      </w:r>
+    </w:p>
+    <w:p>
+      <w:pPr>
+        <w:pStyle w:val="RTOWorksBodyText"/>
+        <w:rPr>
+          <w:color w:val="000000" w:themeColor="text1"/>
+          <w:lang w:eastAsia="en-AU"/>
+        </w:rPr>
+      </w:pPr>
+    </w:p>
+    <w:p>
+      <w:pPr>
+        <w:pStyle w:val="RTOWorksBodyText"/>
+        <w:rPr>
+          <w:color w:val="000000" w:themeColor="text1"/>
+          <w:lang w:eastAsia="en-AU"/>
+        </w:rPr>
+      </w:pPr>
+      <w:r>
+        <w:rPr>
+          <w:color w:val="000000" w:themeColor="text1"/>
+          <w:lang w:eastAsia="en-AU"/>
+        </w:rPr>
+        <w:t>Feedback received from my trainer, Divya, was considered during the review process. Based on her recommendations, I updated the grievance procedure to include clearer examples of technical evidence and a mandatory 14-day investigation timeframe. I also updated the Digital Security section to replace routine USB-based backups with approved encrypted corporate backup systems or secure cloud storage.</w:t>
+      </w:r>
+    </w:p>
+    <w:p>
+      <w:pPr>
+        <w:pStyle w:val="RTOWorksBodyText"/>
+        <w:rPr>
+          <w:color w:val="000000" w:themeColor="text1"/>
+          <w:lang w:eastAsia="en-AU"/>
+        </w:rPr>
+      </w:pPr>
+    </w:p>
+    <w:p>
+      <w:pPr>
+        <w:pStyle w:val="RTOWorksBodyText"/>
+        <w:rPr>
+          <w:color w:val="000000" w:themeColor="text1"/>
+          <w:lang w:eastAsia="en-AU"/>
+        </w:rPr>
+      </w:pPr>
+      <w:r>
+        <w:rPr>
+          <w:color w:val="000000" w:themeColor="text1"/>
+          <w:lang w:eastAsia="en-AU"/>
+        </w:rPr>
+        <w:t>During the session, I will use clear and concise language, avoid unnecessary legal jargon and encourage active participation. I will ask for feedback after each main policy update and use active listening by summarising comments to confirm understanding and ensure the team’s views on intellectual property, ethics, privacy and security are considered</w:t>
       </w:r>
       <w:r>
         <w:rPr>
@@ -340,6 +738,28 @@
           <w:lang w:eastAsia="en-AU"/>
         </w:rPr>
         <w:t>.</w:t>
+      </w:r>
+    </w:p>
+    <w:p>
+      <w:pPr>
+        <w:rPr>
+          <w:rFonts w:ascii="Arial" w:eastAsia="Gulim" w:hAnsi="Arial" w:cs="Arial"/>
+          <w:b/>
+          <w:bCs/>
+          <w:color w:val="000000" w:themeColor="text1"/>
+          <w:spacing w:val="24"/>
+          <w:sz w:val="32"/>
+          <w:szCs w:val="32"/>
+          <w:lang w:eastAsia="en-AU"/>
+        </w:rPr>
+      </w:pPr>
+      <w:r>
+        <w:rPr>
+          <w:rFonts w:ascii="Arial" w:hAnsi="Arial"/>
+          <w:color w:val="000000" w:themeColor="text1"/>
+          <w:lang w:eastAsia="en-AU"/>
+        </w:rPr>
+        <w:br w:type="page"/>
       </w:r>
     </w:p>
     <w:p>
@@ -1689,12 +2109,73 @@
           <w:color w:val="000000" w:themeColor="text1"/>
         </w:rPr>
       </w:pPr>
-      <w:r>
-        <w:rPr>
-          <w:color w:val="000000" w:themeColor="text1"/>
-        </w:rPr>
-        <w:t>IT Biz Solutions only retains personal information for as long as it is required for its business purposes or for as long as required by law. Any information that we no longer require is destroyed securely. An exception to this may be retention of the information for data analysis. However, if this occurs, the information will be retained in a form that does not allow you to be identified from that information.</w:t>
-      </w:r>
+    </w:p>
+    <w:p>
+      <w:pPr>
+        <w:pStyle w:val="RTOWorksBodyText"/>
+        <w:rPr>
+          <w:color w:val="000000" w:themeColor="text1"/>
+        </w:rPr>
+      </w:pPr>
+      <w:r>
+        <w:rPr>
+          <w:color w:val="000000" w:themeColor="text1"/>
+        </w:rPr>
+        <w:t>IT Biz Solutions only retains personal information for as long as it is required for its business purposes or for as long as required by law.</w:t>
+      </w:r>
+    </w:p>
+    <w:p>
+      <w:pPr>
+        <w:pStyle w:val="RTOWorksBodyText"/>
+        <w:rPr>
+          <w:color w:val="000000" w:themeColor="text1"/>
+        </w:rPr>
+      </w:pPr>
+    </w:p>
+    <w:p>
+      <w:pPr>
+        <w:pStyle w:val="RTOWorksBodyText"/>
+        <w:rPr>
+          <w:color w:val="000000" w:themeColor="text1"/>
+        </w:rPr>
+      </w:pPr>
+      <w:r>
+        <w:rPr>
+          <w:color w:val="000000" w:themeColor="text1"/>
+        </w:rPr>
+        <w:t>Any information that we no longer require is destroyed securely. An exception to this may be retention of the information for data analysis. However, if this occurs, the information will be retained in a form that does not allow you to be identified from that information</w:t>
+      </w:r>
+      <w:r>
+        <w:rPr>
+          <w:color w:val="000000" w:themeColor="text1"/>
+        </w:rPr>
+        <w:t>.</w:t>
+      </w:r>
+    </w:p>
+    <w:p>
+      <w:pPr>
+        <w:pStyle w:val="RTOWorksBodyText"/>
+        <w:rPr>
+          <w:color w:val="000000" w:themeColor="text1"/>
+        </w:rPr>
+      </w:pPr>
+      <w:r>
+        <w:t>Personal information must not be backed up to unapproved USB drives, thumb drives or external memory devices. Where backup is required, information must be stored only in approved encrypted corporate backup systems or secure cloud storage locations with appropriate access controls</w:t>
+      </w:r>
+      <w:r>
+        <w:rPr>
+          <w:color w:val="000000" w:themeColor="text1"/>
+        </w:rPr>
+        <w:t>.</w:t>
+      </w:r>
+    </w:p>
+    <w:p>
+      <w:pPr>
+        <w:pStyle w:val="RTOWorksBodyText"/>
+        <w:rPr>
+          <w:color w:val="000000" w:themeColor="text1"/>
+        </w:rPr>
+      </w:pPr>
     </w:p>
     <w:p>
       <w:pPr>
@@ -1718,14 +2199,6 @@
     </w:p>
     <w:p>
       <w:pPr>
-        <w:pStyle w:val="RTOWorksBodyText"/>
-        <w:rPr>
-          <w:color w:val="000000" w:themeColor="text1"/>
-        </w:rPr>
-      </w:pPr>
-    </w:p>
-    <w:p>
-      <w:pPr>
         <w:pStyle w:val="RTOWorksHeading2"/>
         <w:spacing w:line="240" w:lineRule="auto"/>
         <w:rPr>
@@ -1738,6 +2211,7 @@
           <w:rFonts w:ascii="Arial" w:hAnsi="Arial"/>
           <w:color w:val="000000" w:themeColor="text1"/>
         </w:rPr>
+        <w:lastRenderedPageBreak/>
         <w:t>Role-based access and data handling</w:t>
       </w:r>
     </w:p>
@@ -1766,7 +2240,6 @@
         <w:rPr>
           <w:color w:val="000000" w:themeColor="text1"/>
         </w:rPr>
-        <w:lastRenderedPageBreak/>
         <w:t>IT</w:t>
       </w:r>
       <w:r>
@@ -4161,6 +4634,26 @@
     </w:p>
     <w:p>
       <w:pPr>
+        <w:rPr>
+          <w:rFonts w:ascii="Arial" w:eastAsia="Gulim" w:hAnsi="Arial" w:cs="Arial"/>
+          <w:b/>
+          <w:bCs/>
+          <w:color w:val="000000" w:themeColor="text1"/>
+          <w:spacing w:val="20"/>
+          <w:sz w:val="28"/>
+          <w:szCs w:val="28"/>
+        </w:rPr>
+      </w:pPr>
+      <w:r>
+        <w:rPr>
+          <w:rFonts w:ascii="Arial" w:hAnsi="Arial"/>
+          <w:color w:val="000000" w:themeColor="text1"/>
+        </w:rPr>
+        <w:br w:type="page"/>
+      </w:r>
+    </w:p>
+    <w:p>
+      <w:pPr>
         <w:pStyle w:val="RTOWorksHeading2"/>
         <w:spacing w:line="240" w:lineRule="auto"/>
         <w:rPr>
@@ -4173,6 +4666,7 @@
           <w:rFonts w:ascii="Arial" w:hAnsi="Arial"/>
           <w:color w:val="000000" w:themeColor="text1"/>
         </w:rPr>
+        <w:lastRenderedPageBreak/>
         <w:t>Digital security</w:t>
       </w:r>
     </w:p>
@@ -4188,69 +4682,303 @@
         <w:rPr>
           <w:color w:val="000000" w:themeColor="text1"/>
         </w:rPr>
-        <w:t>Input devices such as thumb drives or other external memory devices should only be used if they come from a trustworthy source.</w:t>
-      </w:r>
-    </w:p>
-    <w:p>
-      <w:pPr>
-        <w:pStyle w:val="RTOWorksBodyText"/>
-        <w:spacing w:line="240" w:lineRule="auto"/>
-        <w:rPr>
-          <w:color w:val="000000" w:themeColor="text1"/>
-        </w:rPr>
-      </w:pPr>
-      <w:r>
-        <w:rPr>
-          <w:color w:val="000000" w:themeColor="text1"/>
-        </w:rPr>
-        <w:t>Before opening the thumb drive folder, ensure that a malware scan is run on it.</w:t>
-      </w:r>
-    </w:p>
-    <w:p>
-      <w:pPr>
-        <w:pStyle w:val="RTOWorksBodyText"/>
-        <w:spacing w:line="240" w:lineRule="auto"/>
-        <w:rPr>
-          <w:color w:val="000000" w:themeColor="text1"/>
-        </w:rPr>
-      </w:pPr>
-      <w:r>
-        <w:rPr>
-          <w:color w:val="000000" w:themeColor="text1"/>
-        </w:rPr>
-        <w:lastRenderedPageBreak/>
-        <w:t>Files that are to be modified should first be saved to the computer’s desktop and the thumb drive ejected before beginning work on the files.</w:t>
-      </w:r>
-    </w:p>
-    <w:p>
-      <w:pPr>
-        <w:pStyle w:val="RTOWorksBodyText"/>
-        <w:spacing w:line="240" w:lineRule="auto"/>
-        <w:rPr>
-          <w:color w:val="000000" w:themeColor="text1"/>
-        </w:rPr>
-      </w:pPr>
-      <w:r>
-        <w:rPr>
-          <w:color w:val="000000" w:themeColor="text1"/>
-        </w:rPr>
-        <w:t>All files should be saved to the relevant folder, and not left on the desktop.</w:t>
-      </w:r>
-    </w:p>
-    <w:p>
-      <w:pPr>
-        <w:pStyle w:val="RTOWorksBodyText"/>
-        <w:spacing w:line="240" w:lineRule="auto"/>
-        <w:rPr>
-          <w:color w:val="000000" w:themeColor="text1"/>
-        </w:rPr>
-      </w:pPr>
-      <w:r>
-        <w:rPr>
-          <w:color w:val="000000" w:themeColor="text1"/>
-        </w:rPr>
-        <w:t>Back up of data should be performed at the end of every week. The data should be backed up onto an external memory device, which will be stored in the security cupboard in the Administration office.</w:t>
-      </w:r>
+        <w:t>Input devices such as USB drives, thumb drives or other external memory devices must not be used for routine business data backups.</w:t>
+      </w:r>
+    </w:p>
+    <w:p>
+      <w:pPr>
+        <w:pStyle w:val="RTOWorksBodyText"/>
+        <w:spacing w:line="240" w:lineRule="auto"/>
+        <w:rPr>
+          <w:color w:val="000000" w:themeColor="text1"/>
+        </w:rPr>
+      </w:pPr>
+    </w:p>
+    <w:p>
+      <w:pPr>
+        <w:pStyle w:val="RTOWorksBodyText"/>
+        <w:spacing w:line="240" w:lineRule="auto"/>
+        <w:rPr>
+          <w:color w:val="000000" w:themeColor="text1"/>
+        </w:rPr>
+      </w:pPr>
+      <w:r>
+        <w:rPr>
+          <w:color w:val="000000" w:themeColor="text1"/>
+        </w:rPr>
+        <w:t xml:space="preserve">External memory devices may only be used where there </w:t>
+      </w:r>
+      <w:proofErr w:type="gramStart"/>
+      <w:r>
+        <w:rPr>
+          <w:color w:val="000000" w:themeColor="text1"/>
+        </w:rPr>
+        <w:t>is</w:t>
+      </w:r>
+      <w:proofErr w:type="gramEnd"/>
+      <w:r>
+        <w:rPr>
+          <w:color w:val="000000" w:themeColor="text1"/>
+        </w:rPr>
+        <w:t xml:space="preserve"> a documented business requirement and prior approval has been obtained from the IT Compliance Officer or authorised manager.</w:t>
+      </w:r>
+    </w:p>
+    <w:p>
+      <w:pPr>
+        <w:pStyle w:val="RTOWorksBodyText"/>
+        <w:spacing w:line="240" w:lineRule="auto"/>
+        <w:rPr>
+          <w:color w:val="000000" w:themeColor="text1"/>
+        </w:rPr>
+      </w:pPr>
+    </w:p>
+    <w:p>
+      <w:pPr>
+        <w:pStyle w:val="RTOWorksBodyText"/>
+        <w:spacing w:line="240" w:lineRule="auto"/>
+        <w:rPr>
+          <w:color w:val="000000" w:themeColor="text1"/>
+        </w:rPr>
+      </w:pPr>
+      <w:r>
+        <w:rPr>
+          <w:color w:val="000000" w:themeColor="text1"/>
+        </w:rPr>
+        <w:t>Before any approved external memory device is connected to a corporate computer, a malware scan must be performed.</w:t>
+      </w:r>
+    </w:p>
+    <w:p>
+      <w:pPr>
+        <w:pStyle w:val="RTOWorksBodyText"/>
+        <w:spacing w:line="240" w:lineRule="auto"/>
+        <w:rPr>
+          <w:color w:val="000000" w:themeColor="text1"/>
+        </w:rPr>
+      </w:pPr>
+    </w:p>
+    <w:p>
+      <w:pPr>
+        <w:pStyle w:val="RTOWorksBodyText"/>
+        <w:spacing w:line="240" w:lineRule="auto"/>
+        <w:rPr>
+          <w:color w:val="000000" w:themeColor="text1"/>
+        </w:rPr>
+      </w:pPr>
+      <w:r>
+        <w:rPr>
+          <w:color w:val="000000" w:themeColor="text1"/>
+        </w:rPr>
+        <w:t>Files must not be edited directly from an external memory device. Where approved use is required, files must first be copied to the approved corporate working folder, and the external device must be safely ejected before work begins.</w:t>
+      </w:r>
+    </w:p>
+    <w:p>
+      <w:pPr>
+        <w:pStyle w:val="RTOWorksBodyText"/>
+        <w:spacing w:line="240" w:lineRule="auto"/>
+        <w:rPr>
+          <w:color w:val="000000" w:themeColor="text1"/>
+        </w:rPr>
+      </w:pPr>
+    </w:p>
+    <w:p>
+      <w:pPr>
+        <w:pStyle w:val="RTOWorksBodyText"/>
+        <w:spacing w:line="240" w:lineRule="auto"/>
+        <w:rPr>
+          <w:color w:val="000000" w:themeColor="text1"/>
+        </w:rPr>
+      </w:pPr>
+      <w:r>
+        <w:rPr>
+          <w:color w:val="000000" w:themeColor="text1"/>
+        </w:rPr>
+        <w:t>All working files must be saved to the relevant approved corporate folder and must not be left on the desktop.</w:t>
+      </w:r>
+    </w:p>
+    <w:p>
+      <w:pPr>
+        <w:pStyle w:val="RTOWorksBodyText"/>
+        <w:spacing w:line="240" w:lineRule="auto"/>
+        <w:rPr>
+          <w:color w:val="000000" w:themeColor="text1"/>
+        </w:rPr>
+      </w:pPr>
+    </w:p>
+    <w:p>
+      <w:pPr>
+        <w:pStyle w:val="RTOWorksBodyText"/>
+        <w:spacing w:line="240" w:lineRule="auto"/>
+        <w:rPr>
+          <w:color w:val="000000" w:themeColor="text1"/>
+        </w:rPr>
+      </w:pPr>
+      <w:r>
+        <w:rPr>
+          <w:color w:val="000000" w:themeColor="text1"/>
+        </w:rPr>
+        <w:t>Business data backups must be performed using the approved encrypted corporate backup system or secure cloud storage location.</w:t>
+      </w:r>
+    </w:p>
+    <w:p>
+      <w:pPr>
+        <w:pStyle w:val="RTOWorksBodyText"/>
+        <w:spacing w:line="240" w:lineRule="auto"/>
+        <w:rPr>
+          <w:color w:val="000000" w:themeColor="text1"/>
+        </w:rPr>
+      </w:pPr>
+    </w:p>
+    <w:p>
+      <w:pPr>
+        <w:pStyle w:val="RTOWorksBodyText"/>
+        <w:spacing w:line="240" w:lineRule="auto"/>
+        <w:rPr>
+          <w:color w:val="000000" w:themeColor="text1"/>
+        </w:rPr>
+      </w:pPr>
+      <w:r>
+        <w:rPr>
+          <w:color w:val="000000" w:themeColor="text1"/>
+        </w:rPr>
+        <w:t>Access to backup locations must be restricted using corporate Active Directory credentials, Single Sign-On, Multi-Factor Authentication and role-based access permissions.</w:t>
+      </w:r>
+    </w:p>
+    <w:p>
+      <w:pPr>
+        <w:pStyle w:val="RTOWorksBodyText"/>
+        <w:spacing w:line="240" w:lineRule="auto"/>
+        <w:rPr>
+          <w:color w:val="000000" w:themeColor="text1"/>
+        </w:rPr>
+      </w:pPr>
+    </w:p>
+    <w:p>
+      <w:pPr>
+        <w:pStyle w:val="RTOWorksBodyText"/>
+        <w:spacing w:line="240" w:lineRule="auto"/>
+        <w:rPr>
+          <w:color w:val="000000" w:themeColor="text1"/>
+        </w:rPr>
+      </w:pPr>
+      <w:r>
+        <w:rPr>
+          <w:color w:val="000000" w:themeColor="text1"/>
+        </w:rPr>
+        <w:t xml:space="preserve">Backup data must be protected against unauthorised access, loss, modification, disclosure or misuse. </w:t>
+      </w:r>
+    </w:p>
+    <w:p>
+      <w:pPr>
+        <w:pStyle w:val="RTOWorksBodyText"/>
+        <w:spacing w:line="240" w:lineRule="auto"/>
+        <w:rPr>
+          <w:color w:val="000000" w:themeColor="text1"/>
+        </w:rPr>
+      </w:pPr>
+    </w:p>
+    <w:p>
+      <w:pPr>
+        <w:pStyle w:val="RTOWorksBodyText"/>
+        <w:spacing w:line="240" w:lineRule="auto"/>
+        <w:rPr>
+          <w:color w:val="000000" w:themeColor="text1"/>
+        </w:rPr>
+      </w:pPr>
+      <w:r>
+        <w:rPr>
+          <w:color w:val="000000" w:themeColor="text1"/>
+        </w:rPr>
+        <w:t>Backup access and restoration activities must be logged and reviewed periodically as part of the organisation’s security and privacy compliance checks.</w:t>
+      </w:r>
+    </w:p>
+    <w:p>
+      <w:pPr>
+        <w:pStyle w:val="RTOWorksBodyText"/>
+        <w:spacing w:line="240" w:lineRule="auto"/>
+        <w:rPr>
+          <w:color w:val="000000" w:themeColor="text1"/>
+        </w:rPr>
+      </w:pPr>
+    </w:p>
+    <w:p>
+      <w:pPr>
+        <w:pStyle w:val="RTOWorksBodyText"/>
+        <w:spacing w:line="240" w:lineRule="auto"/>
+        <w:rPr>
+          <w:color w:val="000000" w:themeColor="text1"/>
+        </w:rPr>
+      </w:pPr>
+      <w:r>
+        <w:rPr>
+          <w:color w:val="000000" w:themeColor="text1"/>
+        </w:rPr>
+        <w:t>Any loss, theft, suspected malware infection or unauthorised access involving an external memory device must be reported immediately to the IT Compliance Officer or authorised manager</w:t>
+      </w:r>
+      <w:r>
+        <w:rPr>
+          <w:color w:val="000000" w:themeColor="text1"/>
+        </w:rPr>
+        <w:t>.</w:t>
+      </w:r>
+    </w:p>
+    <w:p>
+      <w:pPr>
+        <w:pStyle w:val="RTOWorksBodyText"/>
+        <w:spacing w:line="240" w:lineRule="auto"/>
+        <w:rPr>
+          <w:color w:val="000000" w:themeColor="text1"/>
+        </w:rPr>
+      </w:pPr>
+    </w:p>
+    <w:p>
+      <w:pPr>
+        <w:pStyle w:val="RTOWorksBodyText"/>
+        <w:spacing w:line="240" w:lineRule="auto"/>
+        <w:rPr>
+          <w:color w:val="000000" w:themeColor="text1"/>
+        </w:rPr>
+      </w:pPr>
+    </w:p>
+    <w:p>
+      <w:pPr>
+        <w:pStyle w:val="RTOWorksHeading1"/>
+        <w:spacing w:line="240" w:lineRule="auto"/>
+        <w:rPr>
+          <w:rFonts w:ascii="Arial" w:hAnsi="Arial"/>
+          <w:color w:val="000000" w:themeColor="text1"/>
+        </w:rPr>
+      </w:pPr>
+      <w:r>
+        <w:rPr>
+          <w:rFonts w:ascii="Arial" w:hAnsi="Arial"/>
+          <w:color w:val="000000" w:themeColor="text1"/>
+          <w:lang w:eastAsia="en-AU"/>
+        </w:rPr>
+        <w:t>Insights</w:t>
+      </w:r>
+    </w:p>
+    <w:p>
+      <w:pPr>
+        <w:pStyle w:val="RTOWorksBodyText"/>
+        <w:rPr>
+          <w:color w:val="000000" w:themeColor="text1"/>
+        </w:rPr>
+      </w:pPr>
+      <w:r>
+        <w:rPr>
+          <w:color w:val="000000" w:themeColor="text1"/>
+        </w:rPr>
+        <w:t>My personal opinion is that each student has a slightly different approach based on their personal experience. After the roundtable discussion, I concluded that I was missing some things, and I think my classmates also missed some points from what I did. However, since this depends on the approach each person takes to their development, I believe that developing a project in real life would be much more complex and would require a full team to do the best work.</w:t>
+      </w:r>
+    </w:p>
+    <w:p>
+      <w:pPr>
+        <w:pStyle w:val="RTOWorksBodyText"/>
+        <w:spacing w:line="240" w:lineRule="auto"/>
+        <w:rPr>
+          <w:color w:val="000000" w:themeColor="text1"/>
+        </w:rPr>
+      </w:pPr>
     </w:p>
     <w:sectPr>
       <w:headerReference w:type="default" r:id="rId12"/>
@@ -7412,7 +8140,6 @@
   <w:style w:type="character" w:default="1" w:styleId="DefaultParagraphFont">
     <w:name w:val="Default Paragraph Font"/>
     <w:uiPriority w:val="1"/>
-    <w:semiHidden/>
     <w:unhideWhenUsed/>
   </w:style>
   <w:style w:type="table" w:default="1" w:styleId="TableNormal">
@@ -8546,21 +9273,6 @@
 </file>
 
 <file path=customXml/item1.xml><?xml version="1.0" encoding="utf-8"?>
-<?mso-contentType ?>
-<FormTemplates xmlns="http://schemas.microsoft.com/sharepoint/v3/contenttype/forms">
-  <Display>DocumentLibraryForm</Display>
-  <Edit>DocumentLibraryForm</Edit>
-  <New>DocumentLibraryForm</New>
-</FormTemplates>
-</file>
-
-<file path=customXml/item2.xml><?xml version="1.0" encoding="utf-8"?>
-<p:properties xmlns:p="http://schemas.microsoft.com/office/2006/metadata/properties" xmlns:xsi="http://www.w3.org/2001/XMLSchema-instance" xmlns:pc="http://schemas.microsoft.com/office/infopath/2007/PartnerControls">
-  <documentManagement/>
-</p:properties>
-</file>
-
-<file path=customXml/item3.xml><?xml version="1.0" encoding="utf-8"?>
 <ct:contentTypeSchema xmlns:ct="http://schemas.microsoft.com/office/2006/metadata/contentType" xmlns:ma="http://schemas.microsoft.com/office/2006/metadata/properties/metaAttributes" ct:_="" ma:_="" ma:contentTypeName="Document" ma:contentTypeID="0x01010055C80B126816A9409F2C6B4A1A06B318" ma:contentTypeVersion="6" ma:contentTypeDescription="Create a new document." ma:contentTypeScope="" ma:versionID="93e6218cc9a5cb33643a587d5c89411d">
   <xsd:schema xmlns:xsd="http://www.w3.org/2001/XMLSchema" xmlns:xs="http://www.w3.org/2001/XMLSchema" xmlns:p="http://schemas.microsoft.com/office/2006/metadata/properties" xmlns:ns2="f892f62c-4428-46cf-8317-3c03dc187ab3" xmlns:ns3="aee44d23-490f-4ef4-bf1f-6297206e59cc" targetNamespace="http://schemas.microsoft.com/office/2006/metadata/properties" ma:root="true" ma:fieldsID="6d6edcab13f742a9104421b1fc1081ba" ns2:_="" ns3:_="">
     <xsd:import namespace="f892f62c-4428-46cf-8317-3c03dc187ab3"/>
@@ -8737,24 +9449,22 @@
 </ct:contentTypeSchema>
 </file>
 
-<file path=customXml/itemProps1.xml><?xml version="1.0" encoding="utf-8"?>
-<ds:datastoreItem xmlns:ds="http://schemas.openxmlformats.org/officeDocument/2006/customXml" ds:itemID="{EBB6AA63-3878-4317-BB96-674CC398DF6A}">
-  <ds:schemaRefs>
-    <ds:schemaRef ds:uri="http://schemas.microsoft.com/sharepoint/v3/contenttype/forms"/>
-  </ds:schemaRefs>
-</ds:datastoreItem>
+<file path=customXml/item2.xml><?xml version="1.0" encoding="utf-8"?>
+<p:properties xmlns:p="http://schemas.microsoft.com/office/2006/metadata/properties" xmlns:xsi="http://www.w3.org/2001/XMLSchema-instance" xmlns:pc="http://schemas.microsoft.com/office/infopath/2007/PartnerControls">
+  <documentManagement/>
+</p:properties>
 </file>
 
-<file path=customXml/itemProps2.xml><?xml version="1.0" encoding="utf-8"?>
-<ds:datastoreItem xmlns:ds="http://schemas.openxmlformats.org/officeDocument/2006/customXml" ds:itemID="{44C75EFF-F266-4203-BFC2-70F0F48D449B}">
-  <ds:schemaRefs>
-    <ds:schemaRef ds:uri="http://schemas.microsoft.com/office/2006/metadata/properties"/>
-    <ds:schemaRef ds:uri="http://schemas.microsoft.com/office/infopath/2007/PartnerControls"/>
-  </ds:schemaRefs>
-</ds:datastoreItem>
+<file path=customXml/item3.xml><?xml version="1.0" encoding="utf-8"?>
+<?mso-contentType ?>
+<FormTemplates xmlns="http://schemas.microsoft.com/sharepoint/v3/contenttype/forms">
+  <Display>DocumentLibraryForm</Display>
+  <Edit>DocumentLibraryForm</Edit>
+  <New>DocumentLibraryForm</New>
+</FormTemplates>
 </file>
 
-<file path=customXml/itemProps3.xml><?xml version="1.0" encoding="utf-8"?>
+<file path=customXml/itemProps1.xml><?xml version="1.0" encoding="utf-8"?>
 <ds:datastoreItem xmlns:ds="http://schemas.openxmlformats.org/officeDocument/2006/customXml" ds:itemID="{270A7BAC-7211-4F21-9982-E506EEE034FD}">
   <ds:schemaRefs>
     <ds:schemaRef ds:uri="http://schemas.microsoft.com/office/2006/metadata/contentType"/>
@@ -8771,4 +9481,21 @@
     <ds:schemaRef ds:uri="http://schemas.microsoft.com/internal/obd"/>
   </ds:schemaRefs>
 </ds:datastoreItem>
+</file>
+
+<file path=customXml/itemProps2.xml><?xml version="1.0" encoding="utf-8"?>
+<ds:datastoreItem xmlns:ds="http://schemas.openxmlformats.org/officeDocument/2006/customXml" ds:itemID="{44C75EFF-F266-4203-BFC2-70F0F48D449B}">
+  <ds:schemaRefs>
+    <ds:schemaRef ds:uri="http://schemas.microsoft.com/office/2006/metadata/properties"/>
+    <ds:schemaRef ds:uri="http://schemas.microsoft.com/office/infopath/2007/PartnerControls"/>
+  </ds:schemaRefs>
+</ds:datastoreItem>
+</file>
+
+<file path=customXml/itemProps3.xml><?xml version="1.0" encoding="utf-8"?>
+<ds:datastoreItem xmlns:ds="http://schemas.openxmlformats.org/officeDocument/2006/customXml" ds:itemID="{EBB6AA63-3878-4317-BB96-674CC398DF6A}">
+  <ds:schemaRefs>
+    <ds:schemaRef ds:uri="http://schemas.microsoft.com/sharepoint/v3/contenttype/forms"/>
+  </ds:schemaRefs>
+</ds:datastoreItem>
 </file>